--- a/01-嵌入式操作系统及应用/01-教案/嵌入式操作系统及应用-16.docx
+++ b/01-嵌入式操作系统及应用/01-教案/嵌入式操作系统及应用-16.docx
@@ -241,6 +241,21 @@
                 <w:lang w:val="en-US" w:eastAsia="zh-CN"/>
               </w:rPr>
             </w:pPr>
+            <w:r>
+              <w:rPr>
+                <w:rFonts w:ascii="Segoe UI" w:hAnsi="Segoe UI" w:eastAsia="Segoe UI" w:cs="Segoe UI"/>
+                <w:i w:val="0"/>
+                <w:iCs w:val="0"/>
+                <w:caps w:val="0"/>
+                <w:spacing w:val="0"/>
+                <w:sz w:val="16"/>
+                <w:szCs w:val="16"/>
+                <w:shd w:val="clear" w:fill="FBFBFB"/>
+              </w:rPr>
+              <w:t>2025-11-21</w:t>
+            </w:r>
+            <w:bookmarkStart w:id="0" w:name="_GoBack"/>
+            <w:bookmarkEnd w:id="0"/>
           </w:p>
         </w:tc>
       </w:tr>
@@ -324,33 +339,6 @@
               </w:rPr>
               <w:t>物联网2411</w:t>
             </w:r>
-            <w:r>
-              <w:rPr>
-                <w:rFonts w:hint="eastAsia" w:ascii="宋体" w:hAnsi="宋体" w:eastAsia="宋体" w:cs="宋体"/>
-                <w:sz w:val="21"/>
-                <w:szCs w:val="21"/>
-                <w:lang w:val="en-US" w:eastAsia="zh-CN"/>
-              </w:rPr>
-              <w:t>|</w:t>
-            </w:r>
-            <w:r>
-              <w:rPr>
-                <w:rFonts w:hint="eastAsia" w:ascii="宋体" w:hAnsi="宋体" w:eastAsia="宋体" w:cs="宋体"/>
-                <w:sz w:val="21"/>
-                <w:szCs w:val="21"/>
-                <w:lang w:eastAsia="zh-CN"/>
-              </w:rPr>
-              <w:t>物联网241</w:t>
-            </w:r>
-            <w:r>
-              <w:rPr>
-                <w:rFonts w:hint="eastAsia" w:ascii="宋体" w:hAnsi="宋体" w:eastAsia="宋体" w:cs="宋体"/>
-                <w:sz w:val="21"/>
-                <w:szCs w:val="21"/>
-                <w:lang w:val="en-US" w:eastAsia="zh-CN"/>
-              </w:rPr>
-              <w:t>2</w:t>
-            </w:r>
           </w:p>
         </w:tc>
         <w:tc>
@@ -424,7 +412,6 @@
             <w:insideH w:val="single" w:color="auto" w:sz="4" w:space="0"/>
             <w:insideV w:val="single" w:color="auto" w:sz="4" w:space="0"/>
           </w:tblBorders>
-          <w:shd w:val="clear" w:color="auto" w:fill="FFFFFF"/>
           <w:tblCellMar>
             <w:top w:w="0" w:type="dxa"/>
             <w:left w:w="108" w:type="dxa"/>
@@ -775,6 +762,7 @@
             <w:insideH w:val="single" w:color="auto" w:sz="4" w:space="0"/>
             <w:insideV w:val="single" w:color="auto" w:sz="4" w:space="0"/>
           </w:tblBorders>
+          <w:shd w:val="clear" w:color="auto" w:fill="FFFFFF"/>
           <w:tblCellMar>
             <w:top w:w="0" w:type="dxa"/>
             <w:left w:w="108" w:type="dxa"/>
@@ -885,7 +873,6 @@
                 <w:spacing w:val="0"/>
                 <w:sz w:val="17"/>
                 <w:szCs w:val="17"/>
-                <w:bdr w:val="none" w:color="auto" w:sz="0" w:space="0"/>
                 <w:shd w:val="clear" w:fill="F0F0F0"/>
               </w:rPr>
               <w:t>LzUartInit()</w:t>
@@ -915,7 +902,6 @@
                 <w:spacing w:val="0"/>
                 <w:sz w:val="17"/>
                 <w:szCs w:val="17"/>
-                <w:bdr w:val="none" w:color="auto" w:sz="0" w:space="0"/>
                 <w:shd w:val="clear" w:fill="F0F0F0"/>
               </w:rPr>
               <w:t>LzUartRead()</w:t>
@@ -945,7 +931,6 @@
                 <w:spacing w:val="0"/>
                 <w:sz w:val="17"/>
                 <w:szCs w:val="17"/>
-                <w:bdr w:val="none" w:color="auto" w:sz="0" w:space="0"/>
                 <w:shd w:val="clear" w:fill="F0F0F0"/>
               </w:rPr>
               <w:t>LzUartWrite()</w:t>
@@ -1005,7 +990,6 @@
             <w:insideH w:val="single" w:color="auto" w:sz="4" w:space="0"/>
             <w:insideV w:val="single" w:color="auto" w:sz="4" w:space="0"/>
           </w:tblBorders>
-          <w:shd w:val="clear" w:color="auto" w:fill="FFFFFF"/>
           <w:tblCellMar>
             <w:top w:w="0" w:type="dxa"/>
             <w:left w:w="108" w:type="dxa"/>
@@ -1283,7 +1267,6 @@
                 <w:spacing w:val="0"/>
                 <w:sz w:val="17"/>
                 <w:szCs w:val="17"/>
-                <w:bdr w:val="none" w:color="auto" w:sz="0" w:space="0"/>
                 <w:shd w:val="clear" w:fill="F0F0F0"/>
               </w:rPr>
               <w:t>LzUartInit()</w:t>
@@ -1313,7 +1296,6 @@
                 <w:spacing w:val="0"/>
                 <w:sz w:val="17"/>
                 <w:szCs w:val="17"/>
-                <w:bdr w:val="none" w:color="auto" w:sz="0" w:space="0"/>
                 <w:shd w:val="clear" w:fill="F0F0F0"/>
               </w:rPr>
               <w:t>LzUartWrite()</w:t>
@@ -1343,7 +1325,6 @@
                 <w:spacing w:val="0"/>
                 <w:sz w:val="17"/>
                 <w:szCs w:val="17"/>
-                <w:bdr w:val="none" w:color="auto" w:sz="0" w:space="0"/>
                 <w:shd w:val="clear" w:fill="F0F0F0"/>
               </w:rPr>
               <w:t>LzUartRead()</w:t>
@@ -1401,7 +1382,6 @@
                 <w:spacing w:val="0"/>
                 <w:sz w:val="17"/>
                 <w:szCs w:val="17"/>
-                <w:bdr w:val="none" w:color="auto" w:sz="0" w:space="0"/>
                 <w:shd w:val="clear" w:fill="F0F0F0"/>
               </w:rPr>
               <w:t>vendor/lockzhiner/rk2206/sample/BUILD.gn</w:t>
@@ -1431,7 +1411,6 @@
                 <w:spacing w:val="0"/>
                 <w:sz w:val="17"/>
                 <w:szCs w:val="17"/>
-                <w:bdr w:val="none" w:color="auto" w:sz="0" w:space="0"/>
                 <w:shd w:val="clear" w:fill="F0F0F0"/>
               </w:rPr>
               <w:t>./b6_uart2:uart2_example</w:t>
@@ -1461,7 +1440,6 @@
                 <w:spacing w:val="0"/>
                 <w:sz w:val="17"/>
                 <w:szCs w:val="17"/>
-                <w:bdr w:val="none" w:color="auto" w:sz="0" w:space="0"/>
                 <w:shd w:val="clear" w:fill="F0F0F0"/>
               </w:rPr>
               <w:t>Makefile</w:t>
@@ -1491,7 +1469,6 @@
                 <w:spacing w:val="0"/>
                 <w:sz w:val="17"/>
                 <w:szCs w:val="17"/>
-                <w:bdr w:val="none" w:color="auto" w:sz="0" w:space="0"/>
                 <w:shd w:val="clear" w:fill="F0F0F0"/>
               </w:rPr>
               <w:t>-luart2_example</w:t>
@@ -1729,7 +1706,6 @@
             <w:insideH w:val="single" w:color="auto" w:sz="4" w:space="0"/>
             <w:insideV w:val="single" w:color="auto" w:sz="4" w:space="0"/>
           </w:tblBorders>
-          <w:shd w:val="clear" w:color="auto" w:fill="FFFFFF"/>
           <w:tblCellMar>
             <w:top w:w="0" w:type="dxa"/>
             <w:left w:w="108" w:type="dxa"/>
@@ -1858,7 +1834,6 @@
             <w:insideH w:val="single" w:color="auto" w:sz="4" w:space="0"/>
             <w:insideV w:val="single" w:color="auto" w:sz="4" w:space="0"/>
           </w:tblBorders>
-          <w:shd w:val="clear" w:color="auto" w:fill="FFFFFF"/>
           <w:tblCellMar>
             <w:top w:w="0" w:type="dxa"/>
             <w:left w:w="108" w:type="dxa"/>
@@ -2167,7 +2142,6 @@
                 <w:spacing w:val="0"/>
                 <w:sz w:val="17"/>
                 <w:szCs w:val="17"/>
-                <w:bdr w:val="none" w:color="auto" w:sz="0" w:space="0"/>
                 <w:shd w:val="clear" w:fill="F0F0F0"/>
               </w:rPr>
               <w:t>IoTSpiWrite()</w:t>
@@ -2199,7 +2173,6 @@
             <w:insideH w:val="single" w:color="auto" w:sz="4" w:space="0"/>
             <w:insideV w:val="single" w:color="auto" w:sz="4" w:space="0"/>
           </w:tblBorders>
-          <w:shd w:val="clear" w:color="auto" w:fill="FFFFFF"/>
           <w:tblCellMar>
             <w:top w:w="0" w:type="dxa"/>
             <w:left w:w="108" w:type="dxa"/>
@@ -2871,7 +2844,6 @@
                 <w:spacing w:val="0"/>
                 <w:sz w:val="17"/>
                 <w:szCs w:val="17"/>
-                <w:bdr w:val="none" w:color="auto" w:sz="0" w:space="0"/>
                 <w:shd w:val="clear" w:fill="F0F0F0"/>
               </w:rPr>
               <w:t>LzUartInit()</w:t>
@@ -4004,7 +3976,6 @@
                 <w:spacing w:val="0"/>
                 <w:sz w:val="17"/>
                 <w:szCs w:val="17"/>
-                <w:bdr w:val="none" w:color="auto" w:sz="0" w:space="0"/>
                 <w:shd w:val="clear" w:fill="F0F0F0"/>
               </w:rPr>
               <w:t>LzUartInit()</w:t>
@@ -4034,7 +4005,6 @@
                 <w:spacing w:val="0"/>
                 <w:sz w:val="17"/>
                 <w:szCs w:val="17"/>
-                <w:bdr w:val="none" w:color="auto" w:sz="0" w:space="0"/>
                 <w:shd w:val="clear" w:fill="F0F0F0"/>
               </w:rPr>
               <w:t>LzUartWrite()</w:t>
@@ -4064,7 +4034,6 @@
                 <w:spacing w:val="0"/>
                 <w:sz w:val="17"/>
                 <w:szCs w:val="17"/>
-                <w:bdr w:val="none" w:color="auto" w:sz="0" w:space="0"/>
                 <w:shd w:val="clear" w:fill="F0F0F0"/>
               </w:rPr>
               <w:t>LzUartRead()</w:t>
@@ -4496,7 +4465,6 @@
                 <w:spacing w:val="0"/>
                 <w:sz w:val="17"/>
                 <w:szCs w:val="17"/>
-                <w:bdr w:val="none" w:color="auto" w:sz="0" w:space="0"/>
                 <w:shd w:val="clear" w:fill="F0F0F0"/>
               </w:rPr>
               <w:t>b6_uart2</w:t>
@@ -4918,7 +4886,6 @@
                 <w:spacing w:val="0"/>
                 <w:sz w:val="17"/>
                 <w:szCs w:val="17"/>
-                <w:bdr w:val="none" w:color="auto" w:sz="0" w:space="0"/>
                 <w:shd w:val="clear" w:fill="F0F0F0"/>
               </w:rPr>
               <w:t>uart2_example()</w:t>
@@ -4948,7 +4915,6 @@
                 <w:spacing w:val="0"/>
                 <w:sz w:val="17"/>
                 <w:szCs w:val="17"/>
-                <w:bdr w:val="none" w:color="auto" w:sz="0" w:space="0"/>
                 <w:shd w:val="clear" w:fill="F0F0F0"/>
               </w:rPr>
               <w:t>uart2_recv_process()</w:t>
@@ -5006,7 +4972,6 @@
                 <w:spacing w:val="0"/>
                 <w:sz w:val="17"/>
                 <w:szCs w:val="17"/>
-                <w:bdr w:val="none" w:color="auto" w:sz="0" w:space="0"/>
                 <w:shd w:val="clear" w:fill="F0F0F0"/>
               </w:rPr>
               <w:t>BUILD.gn</w:t>
@@ -5036,7 +5001,6 @@
                 <w:spacing w:val="0"/>
                 <w:sz w:val="17"/>
                 <w:szCs w:val="17"/>
-                <w:bdr w:val="none" w:color="auto" w:sz="0" w:space="0"/>
                 <w:shd w:val="clear" w:fill="F0F0F0"/>
               </w:rPr>
               <w:t>Makefile</w:t>
@@ -5464,7 +5428,6 @@
                 <w:spacing w:val="0"/>
                 <w:sz w:val="17"/>
                 <w:szCs w:val="17"/>
-                <w:bdr w:val="none" w:color="auto" w:sz="0" w:space="0"/>
                 <w:shd w:val="clear" w:fill="F0F0F0"/>
               </w:rPr>
               <w:t>b6_uart2</w:t>
@@ -5578,7 +5541,6 @@
                 <w:spacing w:val="0"/>
                 <w:sz w:val="17"/>
                 <w:szCs w:val="17"/>
-                <w:bdr w:val="none" w:color="auto" w:sz="0" w:space="0"/>
                 <w:shd w:val="clear" w:fill="F0F0F0"/>
               </w:rPr>
               <w:t>BUILD.gn</w:t>
@@ -5608,7 +5570,6 @@
                 <w:spacing w:val="0"/>
                 <w:sz w:val="17"/>
                 <w:szCs w:val="17"/>
-                <w:bdr w:val="none" w:color="auto" w:sz="0" w:space="0"/>
                 <w:shd w:val="clear" w:fill="F0F0F0"/>
               </w:rPr>
               <w:t>Makefile</w:t>
@@ -6282,6 +6243,7 @@
           </w:tcPr>
           <w:tbl>
             <w:tblPr>
+              <w:tblStyle w:val="8"/>
               <w:tblW w:w="20390" w:type="dxa"/>
               <w:tblInd w:w="-161" w:type="dxa"/>
               <w:tblBorders>
@@ -6314,6 +6276,7 @@
                   <w:insideH w:val="none" w:color="auto" w:sz="0" w:space="0"/>
                   <w:insideV w:val="none" w:color="auto" w:sz="0" w:space="0"/>
                 </w:tblBorders>
+                <w:shd w:val="clear" w:color="auto" w:fill="FFFFFF"/>
                 <w:tblCellMar>
                   <w:top w:w="15" w:type="dxa"/>
                   <w:left w:w="15" w:type="dxa"/>
@@ -6368,7 +6331,6 @@
                       <w:kern w:val="0"/>
                       <w:sz w:val="19"/>
                       <w:szCs w:val="19"/>
-                      <w:bdr w:val="none" w:color="auto" w:sz="0" w:space="0"/>
                       <w:lang w:val="en-US" w:eastAsia="zh-CN" w:bidi="ar"/>
                     </w:rPr>
                     <w:br w:type="textWrapping"/>
@@ -6384,7 +6346,6 @@
                       <w:kern w:val="0"/>
                       <w:sz w:val="19"/>
                       <w:szCs w:val="19"/>
-                      <w:bdr w:val="none" w:color="auto" w:sz="0" w:space="0"/>
                       <w:lang w:val="en-US" w:eastAsia="zh-CN" w:bidi="ar"/>
                     </w:rPr>
                     <w:t>1. 在学习通发布作业：明确代码命名、串口助手截图要求；</w:t>
@@ -6400,7 +6361,6 @@
                       <w:kern w:val="0"/>
                       <w:sz w:val="19"/>
                       <w:szCs w:val="19"/>
-                      <w:bdr w:val="none" w:color="auto" w:sz="0" w:space="0"/>
                       <w:lang w:val="en-US" w:eastAsia="zh-CN" w:bidi="ar"/>
                     </w:rPr>
                     <w:br w:type="textWrapping"/>
@@ -6416,7 +6376,6 @@
                       <w:kern w:val="0"/>
                       <w:sz w:val="19"/>
                       <w:szCs w:val="19"/>
-                      <w:bdr w:val="none" w:color="auto" w:sz="0" w:space="0"/>
                       <w:lang w:val="en-US" w:eastAsia="zh-CN" w:bidi="ar"/>
                     </w:rPr>
                     <w:t>2. 提示下次课重点：SPI触摸屏控制。</w:t>
@@ -6789,8 +6748,6 @@
               </w:rPr>
               <w:t>提供复习支持，帮助查漏补缺。</w:t>
             </w:r>
-            <w:bookmarkStart w:id="0" w:name="_GoBack"/>
-            <w:bookmarkEnd w:id="0"/>
           </w:p>
         </w:tc>
       </w:tr>

--- a/01-嵌入式操作系统及应用/01-教案/嵌入式操作系统及应用-16.docx
+++ b/01-嵌入式操作系统及应用/01-教案/嵌入式操作系统及应用-16.docx
@@ -243,16 +243,17 @@
             </w:pPr>
             <w:r>
               <w:rPr>
-                <w:rFonts w:ascii="Segoe UI" w:hAnsi="Segoe UI" w:eastAsia="Segoe UI" w:cs="Segoe UI"/>
-                <w:i w:val="0"/>
-                <w:iCs w:val="0"/>
-                <w:caps w:val="0"/>
-                <w:spacing w:val="0"/>
-                <w:sz w:val="16"/>
-                <w:szCs w:val="16"/>
-                <w:shd w:val="clear" w:fill="FBFBFB"/>
-              </w:rPr>
-              <w:t>2025-11-21</w:t>
+                <w:rFonts w:ascii="Noto Sans SC" w:hAnsi="Noto Sans SC" w:eastAsia="Noto Sans SC" w:cs="Noto Sans SC"/>
+                <w:i w:val="0"/>
+                <w:iCs w:val="0"/>
+                <w:caps w:val="0"/>
+                <w:color w:val="000000"/>
+                <w:spacing w:val="0"/>
+                <w:sz w:val="14"/>
+                <w:szCs w:val="14"/>
+                <w:shd w:val="clear" w:fill="FFFFFF"/>
+              </w:rPr>
+              <w:t>2025-11-20</w:t>
             </w:r>
             <w:bookmarkStart w:id="0" w:name="_GoBack"/>
             <w:bookmarkEnd w:id="0"/>
@@ -337,7 +338,16 @@
                 <w:szCs w:val="21"/>
                 <w:lang w:eastAsia="zh-CN"/>
               </w:rPr>
-              <w:t>物联网2411</w:t>
+              <w:t>物联网241</w:t>
+            </w:r>
+            <w:r>
+              <w:rPr>
+                <w:rFonts w:hint="eastAsia" w:ascii="宋体" w:hAnsi="宋体" w:eastAsia="宋体" w:cs="宋体"/>
+                <w:sz w:val="21"/>
+                <w:szCs w:val="21"/>
+                <w:lang w:val="en-US" w:eastAsia="zh-CN"/>
+              </w:rPr>
+              <w:t>2</w:t>
             </w:r>
           </w:p>
         </w:tc>
@@ -412,6 +422,7 @@
             <w:insideH w:val="single" w:color="auto" w:sz="4" w:space="0"/>
             <w:insideV w:val="single" w:color="auto" w:sz="4" w:space="0"/>
           </w:tblBorders>
+          <w:shd w:val="clear" w:color="auto" w:fill="FFFFFF"/>
           <w:tblCellMar>
             <w:top w:w="0" w:type="dxa"/>
             <w:left w:w="108" w:type="dxa"/>
@@ -990,6 +1001,7 @@
             <w:insideH w:val="single" w:color="auto" w:sz="4" w:space="0"/>
             <w:insideV w:val="single" w:color="auto" w:sz="4" w:space="0"/>
           </w:tblBorders>
+          <w:shd w:val="clear" w:color="auto" w:fill="FFFFFF"/>
           <w:tblCellMar>
             <w:top w:w="0" w:type="dxa"/>
             <w:left w:w="108" w:type="dxa"/>
@@ -1706,6 +1718,7 @@
             <w:insideH w:val="single" w:color="auto" w:sz="4" w:space="0"/>
             <w:insideV w:val="single" w:color="auto" w:sz="4" w:space="0"/>
           </w:tblBorders>
+          <w:shd w:val="clear" w:color="auto" w:fill="FFFFFF"/>
           <w:tblCellMar>
             <w:top w:w="0" w:type="dxa"/>
             <w:left w:w="108" w:type="dxa"/>
@@ -1834,6 +1847,7 @@
             <w:insideH w:val="single" w:color="auto" w:sz="4" w:space="0"/>
             <w:insideV w:val="single" w:color="auto" w:sz="4" w:space="0"/>
           </w:tblBorders>
+          <w:shd w:val="clear" w:color="auto" w:fill="FFFFFF"/>
           <w:tblCellMar>
             <w:top w:w="0" w:type="dxa"/>
             <w:left w:w="108" w:type="dxa"/>
@@ -2173,6 +2187,7 @@
             <w:insideH w:val="single" w:color="auto" w:sz="4" w:space="0"/>
             <w:insideV w:val="single" w:color="auto" w:sz="4" w:space="0"/>
           </w:tblBorders>
+          <w:shd w:val="clear" w:color="auto" w:fill="FFFFFF"/>
           <w:tblCellMar>
             <w:top w:w="0" w:type="dxa"/>
             <w:left w:w="108" w:type="dxa"/>
@@ -2308,12 +2323,6 @@
             <w:insideH w:val="single" w:color="000000" w:themeColor="text1" w:sz="8" w:space="0"/>
             <w:insideV w:val="single" w:color="000000" w:themeColor="text1" w:sz="8" w:space="0"/>
           </w:tblBorders>
-          <w:tblCellMar>
-            <w:top w:w="0" w:type="dxa"/>
-            <w:left w:w="0" w:type="dxa"/>
-            <w:bottom w:w="0" w:type="dxa"/>
-            <w:right w:w="0" w:type="dxa"/>
-          </w:tblCellMar>
         </w:tblPrEx>
         <w:trPr>
           <w:trHeight w:val="1304" w:hRule="atLeast"/>
@@ -6276,7 +6285,6 @@
                   <w:insideH w:val="none" w:color="auto" w:sz="0" w:space="0"/>
                   <w:insideV w:val="none" w:color="auto" w:sz="0" w:space="0"/>
                 </w:tblBorders>
-                <w:shd w:val="clear" w:color="auto" w:fill="FFFFFF"/>
                 <w:tblCellMar>
                   <w:top w:w="15" w:type="dxa"/>
                   <w:left w:w="15" w:type="dxa"/>
@@ -6888,7 +6896,7 @@
     <w:lsdException w:uiPriority="99" w:name="HTML Acronym"/>
     <w:lsdException w:uiPriority="99" w:name="HTML Address"/>
     <w:lsdException w:uiPriority="99" w:name="HTML Cite"/>
-    <w:lsdException w:uiPriority="99" w:name="HTML Code"/>
+    <w:lsdException w:qFormat="1" w:uiPriority="99" w:name="HTML Code"/>
     <w:lsdException w:uiPriority="99" w:name="HTML Definition"/>
     <w:lsdException w:uiPriority="99" w:name="HTML Keyboard"/>
     <w:lsdException w:uiPriority="99" w:name="HTML Preformatted"/>
@@ -7214,6 +7222,7 @@
     <w:basedOn w:val="9"/>
     <w:semiHidden/>
     <w:unhideWhenUsed/>
+    <w:qFormat/>
     <w:uiPriority w:val="99"/>
     <w:rPr>
       <w:rFonts w:ascii="Courier New" w:hAnsi="Courier New"/>
